--- a/docs/SmartLight_Totem_Wiring_Reference.docx
+++ b/docs/SmartLight_Totem_Wiring_Reference.docx
@@ -62,10 +62,12 @@
     <w:p>
       <w:pPr>
         <w:pStyle w:val="Heading1"/>
+        <w:spacing w:after="0"/>
         <w:rPr>
           <w:rFonts w:asciiTheme="minorHAnsi" w:hAnsiTheme="minorHAnsi"/>
           <w:sz w:val="20"/>
           <w:szCs w:val="20"/>
+          <w:u w:val="single"/>
         </w:rPr>
       </w:pPr>
       <w:r>
@@ -74,6 +76,7 @@
           <w:color w:val="1B5E8A"/>
           <w:sz w:val="20"/>
           <w:szCs w:val="20"/>
+          <w:u w:val="single"/>
         </w:rPr>
         <w:t xml:space="preserve">Stage 1 </w:t>
       </w:r>
@@ -83,6 +86,7 @@
           <w:color w:val="1B5E8A"/>
           <w:sz w:val="20"/>
           <w:szCs w:val="20"/>
+          <w:u w:val="single"/>
         </w:rPr>
         <w:t xml:space="preserve">- </w:t>
       </w:r>
@@ -93,6 +97,7 @@
           <w:color w:val="1B5E8A"/>
           <w:sz w:val="20"/>
           <w:szCs w:val="20"/>
+          <w:u w:val="single"/>
         </w:rPr>
         <w:t>Heltec</w:t>
       </w:r>
@@ -103,6 +108,7 @@
           <w:color w:val="1B5E8A"/>
           <w:sz w:val="20"/>
           <w:szCs w:val="20"/>
+          <w:u w:val="single"/>
         </w:rPr>
         <w:t xml:space="preserve"> </w:t>
       </w:r>
@@ -113,6 +119,7 @@
           <w:color w:val="1B5E8A"/>
           <w:sz w:val="20"/>
           <w:szCs w:val="20"/>
+          <w:u w:val="single"/>
         </w:rPr>
         <w:t>WiFi</w:t>
       </w:r>
@@ -123,13 +130,14 @@
           <w:color w:val="1B5E8A"/>
           <w:sz w:val="20"/>
           <w:szCs w:val="20"/>
+          <w:u w:val="single"/>
         </w:rPr>
         <w:t xml:space="preserve"> LoRa 32 V3 on Breadboard</w:t>
       </w:r>
     </w:p>
     <w:p>
       <w:pPr>
-        <w:spacing w:before="80" w:after="80"/>
+        <w:spacing w:before="80"/>
         <w:rPr>
           <w:rFonts w:asciiTheme="minorHAnsi" w:hAnsiTheme="minorHAnsi"/>
           <w:sz w:val="20"/>
@@ -793,12 +801,13 @@
     </w:p>
     <w:p>
       <w:pPr>
-        <w:spacing w:before="100" w:after="160"/>
+        <w:spacing w:before="100"/>
         <w:rPr>
           <w:rFonts w:asciiTheme="minorHAnsi" w:hAnsiTheme="minorHAnsi"/>
           <w:color w:val="E97132" w:themeColor="accent2"/>
           <w:sz w:val="20"/>
           <w:szCs w:val="20"/>
+          <w:u w:val="single"/>
         </w:rPr>
       </w:pPr>
       <w:r>
@@ -809,6 +818,7 @@
           <w:color w:val="1B5E8A"/>
           <w:sz w:val="20"/>
           <w:szCs w:val="20"/>
+          <w:u w:val="single"/>
         </w:rPr>
         <w:t xml:space="preserve">Stage 2 </w:t>
       </w:r>
@@ -820,6 +830,7 @@
           <w:color w:val="1B5E8A"/>
           <w:sz w:val="20"/>
           <w:szCs w:val="20"/>
+          <w:u w:val="single"/>
         </w:rPr>
         <w:t xml:space="preserve">- </w:t>
       </w:r>
@@ -831,13 +842,14 @@
           <w:color w:val="1B5E8A"/>
           <w:sz w:val="20"/>
           <w:szCs w:val="20"/>
+          <w:u w:val="single"/>
         </w:rPr>
         <w:t>12V RGB LED Strip + MOSFETs</w:t>
       </w:r>
     </w:p>
     <w:p>
       <w:pPr>
-        <w:spacing w:before="80" w:after="80"/>
+        <w:spacing w:before="80"/>
         <w:rPr>
           <w:rFonts w:asciiTheme="minorHAnsi" w:hAnsiTheme="minorHAnsi"/>
           <w:sz w:val="20"/>
@@ -866,16 +878,7 @@
           <w:sz w:val="20"/>
           <w:szCs w:val="20"/>
         </w:rPr>
-        <w:t xml:space="preserve"> channels of the LED strip. Each MOSFET has three legs: Gate (G), Drain (D), Source (S</w:t>
-      </w:r>
-      <w:proofErr w:type="gramStart"/>
-      <w:r>
-        <w:rPr>
-          <w:rFonts w:asciiTheme="minorHAnsi" w:hAnsiTheme="minorHAnsi"/>
-          <w:sz w:val="20"/>
-          <w:szCs w:val="20"/>
-        </w:rPr>
-        <w:t>)</w:t>
+        <w:t xml:space="preserve"> channels of the LED strip. Each MOSFET has three legs: Gate (G), Drain (D), Source (S)</w:t>
       </w:r>
       <w:r>
         <w:rPr>
@@ -883,16 +886,15 @@
           <w:sz w:val="20"/>
           <w:szCs w:val="20"/>
         </w:rPr>
-        <w:t xml:space="preserve"> ,</w:t>
+        <w:t xml:space="preserve">, </w:t>
       </w:r>
-      <w:proofErr w:type="gramEnd"/>
       <w:r>
         <w:rPr>
           <w:rFonts w:asciiTheme="minorHAnsi" w:hAnsiTheme="minorHAnsi"/>
           <w:sz w:val="20"/>
           <w:szCs w:val="20"/>
         </w:rPr>
-        <w:t xml:space="preserve">  </w:t>
+        <w:t xml:space="preserve"> </w:t>
       </w:r>
       <w:r>
         <w:rPr>
@@ -1349,25 +1351,7 @@
                 <w:sz w:val="20"/>
                 <w:szCs w:val="20"/>
               </w:rPr>
-              <w:t xml:space="preserve">LED strip </w:t>
-            </w:r>
-            <w:proofErr w:type="gramStart"/>
-            <w:r>
-              <w:rPr>
-                <w:rFonts w:asciiTheme="minorHAnsi" w:hAnsiTheme="minorHAnsi"/>
-                <w:sz w:val="20"/>
-                <w:szCs w:val="20"/>
-              </w:rPr>
-              <w:t>Red</w:t>
-            </w:r>
-            <w:proofErr w:type="gramEnd"/>
-            <w:r>
-              <w:rPr>
-                <w:rFonts w:asciiTheme="minorHAnsi" w:hAnsiTheme="minorHAnsi"/>
-                <w:sz w:val="20"/>
-                <w:szCs w:val="20"/>
-              </w:rPr>
-              <w:t xml:space="preserve"> wire</w:t>
+              <w:t>LED strip Red wire</w:t>
             </w:r>
           </w:p>
         </w:tc>
@@ -2520,25 +2504,7 @@
                 <w:sz w:val="20"/>
                 <w:szCs w:val="20"/>
               </w:rPr>
-              <w:t xml:space="preserve">LED strip </w:t>
-            </w:r>
-            <w:proofErr w:type="gramStart"/>
-            <w:r>
-              <w:rPr>
-                <w:rFonts w:asciiTheme="minorHAnsi" w:hAnsiTheme="minorHAnsi"/>
-                <w:sz w:val="20"/>
-                <w:szCs w:val="20"/>
-              </w:rPr>
-              <w:t>Blue</w:t>
-            </w:r>
-            <w:proofErr w:type="gramEnd"/>
-            <w:r>
-              <w:rPr>
-                <w:rFonts w:asciiTheme="minorHAnsi" w:hAnsiTheme="minorHAnsi"/>
-                <w:sz w:val="20"/>
-                <w:szCs w:val="20"/>
-              </w:rPr>
-              <w:t xml:space="preserve"> wire</w:t>
+              <w:t>LED strip Blue wire</w:t>
             </w:r>
           </w:p>
         </w:tc>
@@ -3117,66 +3083,23 @@
         <w:spacing w:before="100" w:after="160"/>
         <w:rPr>
           <w:rFonts w:asciiTheme="minorHAnsi" w:hAnsiTheme="minorHAnsi"/>
-          <w:i/>
-          <w:iCs/>
-          <w:color w:val="E97132" w:themeColor="accent2"/>
+          <w:b/>
+          <w:bCs/>
+          <w:color w:val="1B5E8A"/>
           <w:sz w:val="20"/>
           <w:szCs w:val="20"/>
         </w:rPr>
       </w:pPr>
-      <w:r>
-        <w:rPr>
-          <w:rFonts w:ascii="Segoe UI Symbol" w:hAnsi="Segoe UI Symbol" w:cs="Segoe UI Symbol"/>
-          <w:i/>
-          <w:iCs/>
-          <w:color w:val="E97132" w:themeColor="accent2"/>
-          <w:sz w:val="20"/>
-          <w:szCs w:val="20"/>
-        </w:rPr>
-        <w:t>⚠</w:t>
-      </w:r>
-      <w:r>
-        <w:rPr>
-          <w:rFonts w:asciiTheme="minorHAnsi" w:hAnsiTheme="minorHAnsi"/>
-          <w:i/>
-          <w:iCs/>
-          <w:color w:val="E97132" w:themeColor="accent2"/>
-          <w:sz w:val="20"/>
-          <w:szCs w:val="20"/>
-        </w:rPr>
-        <w:t xml:space="preserve"> The blue channel MOSFET is faulty and will be replaced. Until then, the blue channel may glow dimly when off </w:t>
-      </w:r>
-      <w:r>
-        <w:rPr>
-          <w:rFonts w:asciiTheme="minorHAnsi" w:hAnsiTheme="minorHAnsi"/>
-          <w:i/>
-          <w:iCs/>
-          <w:color w:val="E97132" w:themeColor="accent2"/>
-          <w:sz w:val="20"/>
-          <w:szCs w:val="20"/>
-        </w:rPr>
-        <w:t xml:space="preserve">- </w:t>
-      </w:r>
-      <w:r>
-        <w:rPr>
-          <w:rFonts w:asciiTheme="minorHAnsi" w:hAnsiTheme="minorHAnsi"/>
-          <w:i/>
-          <w:iCs/>
-          <w:color w:val="E97132" w:themeColor="accent2"/>
-          <w:sz w:val="20"/>
-          <w:szCs w:val="20"/>
-        </w:rPr>
-        <w:t>this is the MOSFET leaking, not a code issue.</w:t>
-      </w:r>
     </w:p>
     <w:p>
       <w:pPr>
-        <w:spacing w:before="100" w:after="160"/>
+        <w:spacing w:before="100"/>
         <w:rPr>
           <w:rFonts w:asciiTheme="minorHAnsi" w:hAnsiTheme="minorHAnsi"/>
           <w:color w:val="E97132" w:themeColor="accent2"/>
           <w:sz w:val="20"/>
           <w:szCs w:val="20"/>
+          <w:u w:val="single"/>
         </w:rPr>
       </w:pPr>
       <w:r>
@@ -3187,6 +3110,7 @@
           <w:color w:val="1B5E8A"/>
           <w:sz w:val="20"/>
           <w:szCs w:val="20"/>
+          <w:u w:val="single"/>
         </w:rPr>
         <w:t xml:space="preserve">Stage 3 </w:t>
       </w:r>
@@ -3198,6 +3122,7 @@
           <w:color w:val="1B5E8A"/>
           <w:sz w:val="20"/>
           <w:szCs w:val="20"/>
+          <w:u w:val="single"/>
         </w:rPr>
         <w:t xml:space="preserve">- </w:t>
       </w:r>
@@ -3209,13 +3134,14 @@
           <w:color w:val="1B5E8A"/>
           <w:sz w:val="20"/>
           <w:szCs w:val="20"/>
+          <w:u w:val="single"/>
         </w:rPr>
         <w:t>TEMT6000 Ambient Light Sensor</w:t>
       </w:r>
     </w:p>
     <w:p>
       <w:pPr>
-        <w:spacing w:before="80" w:after="80"/>
+        <w:spacing w:before="80"/>
         <w:rPr>
           <w:rFonts w:asciiTheme="minorHAnsi" w:hAnsiTheme="minorHAnsi"/>
           <w:sz w:val="20"/>
@@ -3230,24 +3156,14 @@
         </w:rPr>
         <w:t xml:space="preserve">The TEMT6000 is a small 3-leg sensor (looks like a transistor). Hold it with the flat face towards </w:t>
       </w:r>
-      <w:proofErr w:type="gramStart"/>
       <w:r>
         <w:rPr>
           <w:rFonts w:asciiTheme="minorHAnsi" w:hAnsiTheme="minorHAnsi"/>
           <w:sz w:val="20"/>
           <w:szCs w:val="20"/>
         </w:rPr>
-        <w:t xml:space="preserve">you </w:t>
+        <w:t>you,</w:t>
       </w:r>
-      <w:r>
-        <w:rPr>
-          <w:rFonts w:asciiTheme="minorHAnsi" w:hAnsiTheme="minorHAnsi"/>
-          <w:sz w:val="20"/>
-          <w:szCs w:val="20"/>
-        </w:rPr>
-        <w:t>,</w:t>
-      </w:r>
-      <w:proofErr w:type="gramEnd"/>
       <w:r>
         <w:rPr>
           <w:rFonts w:asciiTheme="minorHAnsi" w:hAnsiTheme="minorHAnsi"/>
@@ -3264,15 +3180,6 @@
         </w:rPr>
         <w:t>left leg is Emitter, middle is Base (signal), right is Collector.</w:t>
       </w:r>
-    </w:p>
-    <w:p>
-      <w:pPr>
-        <w:rPr>
-          <w:rFonts w:asciiTheme="minorHAnsi" w:hAnsiTheme="minorHAnsi"/>
-          <w:sz w:val="20"/>
-          <w:szCs w:val="20"/>
-        </w:rPr>
-      </w:pPr>
     </w:p>
     <w:tbl>
       <w:tblPr>
@@ -3711,43 +3618,60 @@
           <w:szCs w:val="20"/>
         </w:rPr>
       </w:pPr>
+    </w:p>
+    <w:p>
+      <w:pPr>
+        <w:spacing w:before="100"/>
+        <w:rPr>
+          <w:rFonts w:asciiTheme="minorHAnsi" w:hAnsiTheme="minorHAnsi"/>
+          <w:b/>
+          <w:bCs/>
+          <w:color w:val="1B5E8A"/>
+          <w:sz w:val="20"/>
+          <w:szCs w:val="20"/>
+          <w:u w:val="single"/>
+        </w:rPr>
+      </w:pPr>
       <w:r>
         <w:rPr>
-          <w:rFonts w:ascii="Segoe UI Symbol" w:hAnsi="Segoe UI Symbol" w:cs="Segoe UI Symbol"/>
-          <w:i/>
-          <w:iCs/>
-          <w:color w:val="E97132" w:themeColor="accent2"/>
+          <w:rFonts w:asciiTheme="minorHAnsi" w:hAnsiTheme="minorHAnsi"/>
+          <w:b/>
+          <w:bCs/>
+          <w:color w:val="1B5E8A"/>
           <w:sz w:val="20"/>
           <w:szCs w:val="20"/>
+          <w:u w:val="single"/>
         </w:rPr>
-        <w:t>⚠ GPIO1 has some noise from USB serial interference. The hysteresis thresholds in the code (TURN_ON: 50, TURN_OFF: 400) compensate for this. Do not move to GPIO2 or GPIO45</w:t>
+        <w:t xml:space="preserve">Stage 4 </w:t>
       </w:r>
       <w:r>
         <w:rPr>
-          <w:rFonts w:ascii="Segoe UI Symbol" w:hAnsi="Segoe UI Symbol" w:cs="Segoe UI Symbol"/>
-          <w:i/>
-          <w:iCs/>
-          <w:color w:val="E97132" w:themeColor="accent2"/>
+          <w:rFonts w:asciiTheme="minorHAnsi" w:hAnsiTheme="minorHAnsi"/>
+          <w:b/>
+          <w:bCs/>
+          <w:color w:val="1B5E8A"/>
           <w:sz w:val="20"/>
           <w:szCs w:val="20"/>
+          <w:u w:val="single"/>
         </w:rPr>
-        <w:t>-</w:t>
+        <w:t xml:space="preserve">- </w:t>
       </w:r>
       <w:r>
         <w:rPr>
-          <w:rFonts w:ascii="Segoe UI Symbol" w:hAnsi="Segoe UI Symbol" w:cs="Segoe UI Symbol"/>
-          <w:i/>
-          <w:iCs/>
-          <w:color w:val="E97132" w:themeColor="accent2"/>
+          <w:rFonts w:asciiTheme="minorHAnsi" w:hAnsiTheme="minorHAnsi"/>
+          <w:b/>
+          <w:bCs/>
+          <w:color w:val="1B5E8A"/>
           <w:sz w:val="20"/>
           <w:szCs w:val="20"/>
+          <w:u w:val="single"/>
         </w:rPr>
-        <w:t>these showed worse results in testing.</w:t>
+        <w:t>SD Card Module</w:t>
       </w:r>
     </w:p>
     <w:p>
       <w:pPr>
-        <w:spacing w:before="100" w:after="160"/>
+        <w:spacing w:before="100"/>
         <w:rPr>
           <w:rFonts w:ascii="Segoe UI Symbol" w:hAnsi="Segoe UI Symbol" w:cs="Segoe UI Symbol"/>
           <w:i/>
@@ -3760,64 +3684,10 @@
       <w:r>
         <w:rPr>
           <w:rFonts w:asciiTheme="minorHAnsi" w:hAnsiTheme="minorHAnsi"/>
-          <w:b/>
-          <w:bCs/>
-          <w:color w:val="1B5E8A"/>
           <w:sz w:val="20"/>
           <w:szCs w:val="20"/>
         </w:rPr>
-        <w:t xml:space="preserve">Stage 4 </w:t>
-      </w:r>
-      <w:r>
-        <w:rPr>
-          <w:rFonts w:asciiTheme="minorHAnsi" w:hAnsiTheme="minorHAnsi"/>
-          <w:b/>
-          <w:bCs/>
-          <w:color w:val="1B5E8A"/>
-          <w:sz w:val="20"/>
-          <w:szCs w:val="20"/>
-        </w:rPr>
-        <w:t xml:space="preserve">- </w:t>
-      </w:r>
-      <w:r>
-        <w:rPr>
-          <w:rFonts w:asciiTheme="minorHAnsi" w:hAnsiTheme="minorHAnsi"/>
-          <w:b/>
-          <w:bCs/>
-          <w:color w:val="1B5E8A"/>
-          <w:sz w:val="20"/>
-          <w:szCs w:val="20"/>
-        </w:rPr>
-        <w:t xml:space="preserve">SD Card </w:t>
-      </w:r>
-      <w:proofErr w:type="spellStart"/>
-      <w:r>
-        <w:rPr>
-          <w:rFonts w:asciiTheme="minorHAnsi" w:hAnsiTheme="minorHAnsi"/>
-          <w:b/>
-          <w:bCs/>
-          <w:color w:val="1B5E8A"/>
-          <w:sz w:val="20"/>
-          <w:szCs w:val="20"/>
-        </w:rPr>
-        <w:t>Module</w:t>
-      </w:r>
-      <w:r>
-        <w:rPr>
-          <w:rFonts w:asciiTheme="minorHAnsi" w:hAnsiTheme="minorHAnsi"/>
-          <w:sz w:val="20"/>
-          <w:szCs w:val="20"/>
-        </w:rPr>
-        <w:t>The</w:t>
-      </w:r>
-      <w:proofErr w:type="spellEnd"/>
-      <w:r>
-        <w:rPr>
-          <w:rFonts w:asciiTheme="minorHAnsi" w:hAnsiTheme="minorHAnsi"/>
-          <w:sz w:val="20"/>
-          <w:szCs w:val="20"/>
-        </w:rPr>
-        <w:t xml:space="preserve"> SD card module uses a second SPI bus (separate from the LoRa radio) on GPIO4–7. This avoids conflicts with the LoRa SPI pins.</w:t>
+        <w:t>The SD card module uses a second SPI bus (separate from the LoRa radio) on GPIO4–7. This avoids conflicts with the LoRa SPI pins.</w:t>
       </w:r>
     </w:p>
     <w:tbl>
@@ -4689,6 +4559,7 @@
           <w:color w:val="E97132" w:themeColor="accent2"/>
           <w:sz w:val="20"/>
           <w:szCs w:val="20"/>
+          <w:u w:val="single"/>
         </w:rPr>
       </w:pPr>
       <w:r>
@@ -4699,7 +4570,9 @@
           <w:color w:val="1B5E8A"/>
           <w:sz w:val="20"/>
           <w:szCs w:val="20"/>
+          <w:u w:val="single"/>
         </w:rPr>
+        <w:lastRenderedPageBreak/>
         <w:t>GPIO Assignment Summary</w:t>
       </w:r>
     </w:p>
@@ -4760,6 +4633,7 @@
                 <w:szCs w:val="20"/>
               </w:rPr>
             </w:pPr>
+            <w:bookmarkStart w:id="0" w:name="OLE_LINK1"/>
             <w:r>
               <w:rPr>
                 <w:rFonts w:asciiTheme="minorHAnsi" w:hAnsiTheme="minorHAnsi"/>
@@ -5770,6 +5644,7 @@
           </w:p>
         </w:tc>
       </w:tr>
+      <w:bookmarkEnd w:id="0"/>
     </w:tbl>
     <w:p>
       <w:pPr>
@@ -5785,113 +5660,994 @@
         <w:spacing w:before="100" w:after="160"/>
         <w:rPr>
           <w:rFonts w:asciiTheme="minorHAnsi" w:hAnsiTheme="minorHAnsi"/>
-          <w:sz w:val="20"/>
-          <w:szCs w:val="20"/>
-        </w:rPr>
-      </w:pPr>
-      <w:r>
-        <w:rPr>
-          <w:rFonts w:ascii="Segoe UI Symbol" w:hAnsi="Segoe UI Symbol" w:cs="Segoe UI Symbol"/>
-          <w:i/>
-          <w:iCs/>
-          <w:color w:val="E97132" w:themeColor="accent2"/>
-          <w:sz w:val="20"/>
-          <w:szCs w:val="20"/>
-        </w:rPr>
-        <w:t>⚠</w:t>
-      </w:r>
-      <w:r>
-        <w:rPr>
-          <w:rFonts w:asciiTheme="minorHAnsi" w:hAnsiTheme="minorHAnsi"/>
-          <w:i/>
-          <w:iCs/>
-          <w:color w:val="E97132" w:themeColor="accent2"/>
-          <w:sz w:val="20"/>
-          <w:szCs w:val="20"/>
-        </w:rPr>
-        <w:t xml:space="preserve"> Reserved/avoid: GPIO0 (boot), GPIO3 (USB serial), GPIO2 (noisy), GPIO45/46 (unstable </w:t>
-      </w:r>
-      <w:proofErr w:type="spellStart"/>
-      <w:r>
-        <w:rPr>
-          <w:rFonts w:asciiTheme="minorHAnsi" w:hAnsiTheme="minorHAnsi"/>
-          <w:i/>
-          <w:iCs/>
-          <w:color w:val="E97132" w:themeColor="accent2"/>
-          <w:sz w:val="20"/>
-          <w:szCs w:val="20"/>
-        </w:rPr>
-        <w:t>analog</w:t>
-      </w:r>
-      <w:proofErr w:type="spellEnd"/>
-      <w:r>
-        <w:rPr>
-          <w:rFonts w:asciiTheme="minorHAnsi" w:hAnsiTheme="minorHAnsi"/>
-          <w:i/>
-          <w:iCs/>
-          <w:color w:val="E97132" w:themeColor="accent2"/>
-          <w:sz w:val="20"/>
-          <w:szCs w:val="20"/>
-        </w:rPr>
-        <w:t xml:space="preserve">). LoRa and OLED use fixed internal </w:t>
-      </w:r>
-      <w:proofErr w:type="gramStart"/>
-      <w:r>
-        <w:rPr>
-          <w:rFonts w:asciiTheme="minorHAnsi" w:hAnsiTheme="minorHAnsi"/>
-          <w:i/>
-          <w:iCs/>
-          <w:color w:val="E97132" w:themeColor="accent2"/>
-          <w:sz w:val="20"/>
-          <w:szCs w:val="20"/>
-        </w:rPr>
-        <w:t>GPIOs</w:t>
-      </w:r>
-      <w:r>
-        <w:rPr>
-          <w:rFonts w:asciiTheme="minorHAnsi" w:hAnsiTheme="minorHAnsi"/>
-          <w:i/>
-          <w:iCs/>
-          <w:color w:val="E97132" w:themeColor="accent2"/>
-          <w:sz w:val="20"/>
-          <w:szCs w:val="20"/>
-        </w:rPr>
-        <w:t xml:space="preserve"> ,</w:t>
-      </w:r>
-      <w:proofErr w:type="gramEnd"/>
-      <w:r>
-        <w:rPr>
-          <w:rFonts w:asciiTheme="minorHAnsi" w:hAnsiTheme="minorHAnsi"/>
-          <w:i/>
-          <w:iCs/>
-          <w:color w:val="E97132" w:themeColor="accent2"/>
-          <w:sz w:val="20"/>
-          <w:szCs w:val="20"/>
-        </w:rPr>
-        <w:t xml:space="preserve"> </w:t>
-      </w:r>
-      <w:r>
-        <w:rPr>
-          <w:rFonts w:asciiTheme="minorHAnsi" w:hAnsiTheme="minorHAnsi"/>
-          <w:i/>
-          <w:iCs/>
-          <w:color w:val="E97132" w:themeColor="accent2"/>
-          <w:sz w:val="20"/>
-          <w:szCs w:val="20"/>
-        </w:rPr>
-        <w:t xml:space="preserve"> do not reassign</w:t>
-      </w:r>
-      <w:r>
-        <w:rPr>
-          <w:rFonts w:asciiTheme="minorHAnsi" w:hAnsiTheme="minorHAnsi"/>
           <w:i/>
           <w:iCs/>
           <w:color w:val="8B4513"/>
           <w:sz w:val="20"/>
           <w:szCs w:val="20"/>
         </w:rPr>
-        <w:t>.</w:t>
-      </w:r>
+      </w:pPr>
+    </w:p>
+    <w:tbl>
+      <w:tblPr>
+        <w:tblW w:w="9360" w:type="dxa"/>
+        <w:tblBorders>
+          <w:top w:val="single" w:sz="4" w:space="0" w:color="auto"/>
+          <w:left w:val="single" w:sz="4" w:space="0" w:color="auto"/>
+          <w:bottom w:val="single" w:sz="4" w:space="0" w:color="auto"/>
+          <w:right w:val="single" w:sz="4" w:space="0" w:color="auto"/>
+          <w:insideH w:val="single" w:sz="4" w:space="0" w:color="auto"/>
+          <w:insideV w:val="single" w:sz="4" w:space="0" w:color="auto"/>
+        </w:tblBorders>
+        <w:tblCellMar>
+          <w:left w:w="10" w:type="dxa"/>
+          <w:right w:w="10" w:type="dxa"/>
+        </w:tblCellMar>
+        <w:tblLook w:val="04A0" w:firstRow="1" w:lastRow="0" w:firstColumn="1" w:lastColumn="0" w:noHBand="0" w:noVBand="1"/>
+      </w:tblPr>
+      <w:tblGrid>
+        <w:gridCol w:w="3120"/>
+        <w:gridCol w:w="3120"/>
+        <w:gridCol w:w="3120"/>
+      </w:tblGrid>
+      <w:tr>
+        <w:tblPrEx>
+          <w:tblCellMar>
+            <w:top w:w="0" w:type="dxa"/>
+            <w:bottom w:w="0" w:type="dxa"/>
+          </w:tblCellMar>
+        </w:tblPrEx>
+        <w:trPr>
+          <w:tblHeader/>
+        </w:trPr>
+        <w:tc>
+          <w:tcPr>
+            <w:tcW w:w="3120" w:type="dxa"/>
+            <w:tcBorders>
+              <w:top w:val="single" w:sz="1" w:space="0" w:color="CCCCCC"/>
+              <w:left w:val="single" w:sz="1" w:space="0" w:color="CCCCCC"/>
+              <w:bottom w:val="single" w:sz="1" w:space="0" w:color="CCCCCC"/>
+              <w:right w:val="single" w:sz="1" w:space="0" w:color="CCCCCC"/>
+            </w:tcBorders>
+            <w:shd w:val="clear" w:color="auto" w:fill="1B5E8A"/>
+            <w:tcMar>
+              <w:top w:w="80" w:type="dxa"/>
+              <w:left w:w="120" w:type="dxa"/>
+              <w:bottom w:w="80" w:type="dxa"/>
+              <w:right w:w="120" w:type="dxa"/>
+            </w:tcMar>
+          </w:tcPr>
+          <w:p>
+            <w:pPr>
+              <w:rPr>
+                <w:rFonts w:asciiTheme="minorHAnsi" w:hAnsiTheme="minorHAnsi"/>
+                <w:sz w:val="20"/>
+                <w:szCs w:val="20"/>
+              </w:rPr>
+            </w:pPr>
+            <w:r>
+              <w:rPr>
+                <w:rFonts w:asciiTheme="minorHAnsi" w:hAnsiTheme="minorHAnsi"/>
+                <w:b/>
+                <w:bCs/>
+                <w:color w:val="FFFFFF"/>
+                <w:sz w:val="20"/>
+                <w:szCs w:val="20"/>
+              </w:rPr>
+              <w:t>Component Pin</w:t>
+            </w:r>
+          </w:p>
+        </w:tc>
+        <w:tc>
+          <w:tcPr>
+            <w:tcW w:w="3120" w:type="dxa"/>
+            <w:tcBorders>
+              <w:top w:val="single" w:sz="1" w:space="0" w:color="CCCCCC"/>
+              <w:left w:val="single" w:sz="1" w:space="0" w:color="CCCCCC"/>
+              <w:bottom w:val="single" w:sz="1" w:space="0" w:color="CCCCCC"/>
+              <w:right w:val="single" w:sz="1" w:space="0" w:color="CCCCCC"/>
+            </w:tcBorders>
+            <w:shd w:val="clear" w:color="auto" w:fill="1B5E8A"/>
+            <w:tcMar>
+              <w:top w:w="80" w:type="dxa"/>
+              <w:left w:w="120" w:type="dxa"/>
+              <w:bottom w:w="80" w:type="dxa"/>
+              <w:right w:w="120" w:type="dxa"/>
+            </w:tcMar>
+          </w:tcPr>
+          <w:p>
+            <w:pPr>
+              <w:rPr>
+                <w:rFonts w:asciiTheme="minorHAnsi" w:hAnsiTheme="minorHAnsi"/>
+                <w:sz w:val="20"/>
+                <w:szCs w:val="20"/>
+              </w:rPr>
+            </w:pPr>
+            <w:r>
+              <w:rPr>
+                <w:rFonts w:asciiTheme="minorHAnsi" w:hAnsiTheme="minorHAnsi"/>
+                <w:b/>
+                <w:bCs/>
+                <w:color w:val="FFFFFF"/>
+                <w:sz w:val="20"/>
+                <w:szCs w:val="20"/>
+              </w:rPr>
+              <w:t>Connects To</w:t>
+            </w:r>
+          </w:p>
+        </w:tc>
+        <w:tc>
+          <w:tcPr>
+            <w:tcW w:w="3120" w:type="dxa"/>
+            <w:tcBorders>
+              <w:top w:val="single" w:sz="1" w:space="0" w:color="CCCCCC"/>
+              <w:left w:val="single" w:sz="1" w:space="0" w:color="CCCCCC"/>
+              <w:bottom w:val="single" w:sz="1" w:space="0" w:color="CCCCCC"/>
+              <w:right w:val="single" w:sz="1" w:space="0" w:color="CCCCCC"/>
+            </w:tcBorders>
+            <w:shd w:val="clear" w:color="auto" w:fill="1B5E8A"/>
+            <w:tcMar>
+              <w:top w:w="80" w:type="dxa"/>
+              <w:left w:w="120" w:type="dxa"/>
+              <w:bottom w:w="80" w:type="dxa"/>
+              <w:right w:w="120" w:type="dxa"/>
+            </w:tcMar>
+          </w:tcPr>
+          <w:p>
+            <w:pPr>
+              <w:rPr>
+                <w:rFonts w:asciiTheme="minorHAnsi" w:hAnsiTheme="minorHAnsi"/>
+                <w:sz w:val="20"/>
+                <w:szCs w:val="20"/>
+              </w:rPr>
+            </w:pPr>
+            <w:r>
+              <w:rPr>
+                <w:rFonts w:asciiTheme="minorHAnsi" w:hAnsiTheme="minorHAnsi"/>
+                <w:b/>
+                <w:bCs/>
+                <w:color w:val="FFFFFF"/>
+                <w:sz w:val="20"/>
+                <w:szCs w:val="20"/>
+              </w:rPr>
+              <w:t>Notes</w:t>
+            </w:r>
+          </w:p>
+        </w:tc>
+      </w:tr>
+      <w:tr>
+        <w:tblPrEx>
+          <w:tblCellMar>
+            <w:top w:w="0" w:type="dxa"/>
+            <w:bottom w:w="0" w:type="dxa"/>
+          </w:tblCellMar>
+        </w:tblPrEx>
+        <w:tc>
+          <w:tcPr>
+            <w:tcW w:w="3120" w:type="dxa"/>
+            <w:tcBorders>
+              <w:top w:val="single" w:sz="1" w:space="0" w:color="CCCCCC"/>
+              <w:left w:val="single" w:sz="1" w:space="0" w:color="CCCCCC"/>
+              <w:bottom w:val="single" w:sz="1" w:space="0" w:color="CCCCCC"/>
+              <w:right w:val="single" w:sz="1" w:space="0" w:color="CCCCCC"/>
+            </w:tcBorders>
+            <w:shd w:val="clear" w:color="auto" w:fill="F5F9FC"/>
+            <w:tcMar>
+              <w:top w:w="80" w:type="dxa"/>
+              <w:left w:w="120" w:type="dxa"/>
+              <w:bottom w:w="80" w:type="dxa"/>
+              <w:right w:w="120" w:type="dxa"/>
+            </w:tcMar>
+          </w:tcPr>
+          <w:p>
+            <w:pPr>
+              <w:rPr>
+                <w:rFonts w:asciiTheme="minorHAnsi" w:hAnsiTheme="minorHAnsi"/>
+                <w:sz w:val="20"/>
+                <w:szCs w:val="20"/>
+              </w:rPr>
+            </w:pPr>
+            <w:r>
+              <w:rPr>
+                <w:rFonts w:asciiTheme="minorHAnsi" w:hAnsiTheme="minorHAnsi"/>
+                <w:sz w:val="20"/>
+                <w:szCs w:val="20"/>
+              </w:rPr>
+              <w:t>GPIO1</w:t>
+            </w:r>
+          </w:p>
+        </w:tc>
+        <w:tc>
+          <w:tcPr>
+            <w:tcW w:w="3120" w:type="dxa"/>
+            <w:tcBorders>
+              <w:top w:val="single" w:sz="1" w:space="0" w:color="CCCCCC"/>
+              <w:left w:val="single" w:sz="1" w:space="0" w:color="CCCCCC"/>
+              <w:bottom w:val="single" w:sz="1" w:space="0" w:color="CCCCCC"/>
+              <w:right w:val="single" w:sz="1" w:space="0" w:color="CCCCCC"/>
+            </w:tcBorders>
+            <w:shd w:val="clear" w:color="auto" w:fill="F5F9FC"/>
+            <w:tcMar>
+              <w:top w:w="80" w:type="dxa"/>
+              <w:left w:w="120" w:type="dxa"/>
+              <w:bottom w:w="80" w:type="dxa"/>
+              <w:right w:w="120" w:type="dxa"/>
+            </w:tcMar>
+          </w:tcPr>
+          <w:p>
+            <w:pPr>
+              <w:rPr>
+                <w:rFonts w:asciiTheme="minorHAnsi" w:hAnsiTheme="minorHAnsi"/>
+                <w:sz w:val="20"/>
+                <w:szCs w:val="20"/>
+              </w:rPr>
+            </w:pPr>
+            <w:r>
+              <w:rPr>
+                <w:rFonts w:asciiTheme="minorHAnsi" w:hAnsiTheme="minorHAnsi"/>
+                <w:sz w:val="20"/>
+                <w:szCs w:val="20"/>
+              </w:rPr>
+              <w:t>TEMT6000 signal</w:t>
+            </w:r>
+          </w:p>
+        </w:tc>
+        <w:tc>
+          <w:tcPr>
+            <w:tcW w:w="3120" w:type="dxa"/>
+            <w:tcBorders>
+              <w:top w:val="single" w:sz="1" w:space="0" w:color="CCCCCC"/>
+              <w:left w:val="single" w:sz="1" w:space="0" w:color="CCCCCC"/>
+              <w:bottom w:val="single" w:sz="1" w:space="0" w:color="CCCCCC"/>
+              <w:right w:val="single" w:sz="1" w:space="0" w:color="CCCCCC"/>
+            </w:tcBorders>
+            <w:shd w:val="clear" w:color="auto" w:fill="F5F9FC"/>
+            <w:tcMar>
+              <w:top w:w="80" w:type="dxa"/>
+              <w:left w:w="120" w:type="dxa"/>
+              <w:bottom w:w="80" w:type="dxa"/>
+              <w:right w:w="120" w:type="dxa"/>
+            </w:tcMar>
+          </w:tcPr>
+          <w:p>
+            <w:pPr>
+              <w:rPr>
+                <w:rFonts w:asciiTheme="minorHAnsi" w:hAnsiTheme="minorHAnsi"/>
+                <w:sz w:val="20"/>
+                <w:szCs w:val="20"/>
+              </w:rPr>
+            </w:pPr>
+            <w:r>
+              <w:rPr>
+                <w:rFonts w:asciiTheme="minorHAnsi" w:hAnsiTheme="minorHAnsi"/>
+                <w:sz w:val="20"/>
+                <w:szCs w:val="20"/>
+              </w:rPr>
+              <w:t>Analog input</w:t>
+            </w:r>
+            <w:r>
+              <w:rPr>
+                <w:rFonts w:asciiTheme="minorHAnsi" w:hAnsiTheme="minorHAnsi"/>
+                <w:sz w:val="20"/>
+                <w:szCs w:val="20"/>
+              </w:rPr>
+              <w:t xml:space="preserve"> </w:t>
+            </w:r>
+            <w:r>
+              <w:rPr>
+                <w:rFonts w:asciiTheme="minorHAnsi" w:hAnsiTheme="minorHAnsi"/>
+                <w:sz w:val="20"/>
+                <w:szCs w:val="20"/>
+              </w:rPr>
+              <w:t xml:space="preserve">- </w:t>
+            </w:r>
+            <w:r>
+              <w:rPr>
+                <w:rFonts w:asciiTheme="minorHAnsi" w:hAnsiTheme="minorHAnsi"/>
+                <w:sz w:val="20"/>
+                <w:szCs w:val="20"/>
+              </w:rPr>
+              <w:t>light</w:t>
+            </w:r>
+            <w:r>
+              <w:rPr>
+                <w:rFonts w:asciiTheme="minorHAnsi" w:hAnsiTheme="minorHAnsi"/>
+                <w:sz w:val="20"/>
+                <w:szCs w:val="20"/>
+              </w:rPr>
+              <w:t xml:space="preserve"> sensor</w:t>
+            </w:r>
+          </w:p>
+        </w:tc>
+      </w:tr>
+      <w:tr>
+        <w:tblPrEx>
+          <w:tblCellMar>
+            <w:top w:w="0" w:type="dxa"/>
+            <w:bottom w:w="0" w:type="dxa"/>
+          </w:tblCellMar>
+        </w:tblPrEx>
+        <w:tc>
+          <w:tcPr>
+            <w:tcW w:w="3120" w:type="dxa"/>
+            <w:tcBorders>
+              <w:top w:val="single" w:sz="1" w:space="0" w:color="CCCCCC"/>
+              <w:left w:val="single" w:sz="1" w:space="0" w:color="CCCCCC"/>
+              <w:bottom w:val="single" w:sz="1" w:space="0" w:color="CCCCCC"/>
+              <w:right w:val="single" w:sz="1" w:space="0" w:color="CCCCCC"/>
+            </w:tcBorders>
+            <w:shd w:val="clear" w:color="auto" w:fill="FFFFFF"/>
+            <w:tcMar>
+              <w:top w:w="80" w:type="dxa"/>
+              <w:left w:w="120" w:type="dxa"/>
+              <w:bottom w:w="80" w:type="dxa"/>
+              <w:right w:w="120" w:type="dxa"/>
+            </w:tcMar>
+          </w:tcPr>
+          <w:p>
+            <w:pPr>
+              <w:rPr>
+                <w:rFonts w:asciiTheme="minorHAnsi" w:hAnsiTheme="minorHAnsi"/>
+                <w:sz w:val="20"/>
+                <w:szCs w:val="20"/>
+              </w:rPr>
+            </w:pPr>
+            <w:r>
+              <w:rPr>
+                <w:rFonts w:asciiTheme="minorHAnsi" w:hAnsiTheme="minorHAnsi"/>
+                <w:sz w:val="20"/>
+                <w:szCs w:val="20"/>
+              </w:rPr>
+              <w:t>GPIO4</w:t>
+            </w:r>
+          </w:p>
+        </w:tc>
+        <w:tc>
+          <w:tcPr>
+            <w:tcW w:w="3120" w:type="dxa"/>
+            <w:tcBorders>
+              <w:top w:val="single" w:sz="1" w:space="0" w:color="CCCCCC"/>
+              <w:left w:val="single" w:sz="1" w:space="0" w:color="CCCCCC"/>
+              <w:bottom w:val="single" w:sz="1" w:space="0" w:color="CCCCCC"/>
+              <w:right w:val="single" w:sz="1" w:space="0" w:color="CCCCCC"/>
+            </w:tcBorders>
+            <w:shd w:val="clear" w:color="auto" w:fill="FFFFFF"/>
+            <w:tcMar>
+              <w:top w:w="80" w:type="dxa"/>
+              <w:left w:w="120" w:type="dxa"/>
+              <w:bottom w:w="80" w:type="dxa"/>
+              <w:right w:w="120" w:type="dxa"/>
+            </w:tcMar>
+          </w:tcPr>
+          <w:p>
+            <w:pPr>
+              <w:rPr>
+                <w:rFonts w:asciiTheme="minorHAnsi" w:hAnsiTheme="minorHAnsi"/>
+                <w:sz w:val="20"/>
+                <w:szCs w:val="20"/>
+              </w:rPr>
+            </w:pPr>
+            <w:r>
+              <w:rPr>
+                <w:rFonts w:asciiTheme="minorHAnsi" w:hAnsiTheme="minorHAnsi"/>
+                <w:sz w:val="20"/>
+                <w:szCs w:val="20"/>
+              </w:rPr>
+              <w:t>SD card MISO</w:t>
+            </w:r>
+          </w:p>
+        </w:tc>
+        <w:tc>
+          <w:tcPr>
+            <w:tcW w:w="3120" w:type="dxa"/>
+            <w:tcBorders>
+              <w:top w:val="single" w:sz="1" w:space="0" w:color="CCCCCC"/>
+              <w:left w:val="single" w:sz="1" w:space="0" w:color="CCCCCC"/>
+              <w:bottom w:val="single" w:sz="1" w:space="0" w:color="CCCCCC"/>
+              <w:right w:val="single" w:sz="1" w:space="0" w:color="CCCCCC"/>
+            </w:tcBorders>
+            <w:shd w:val="clear" w:color="auto" w:fill="FFFFFF"/>
+            <w:tcMar>
+              <w:top w:w="80" w:type="dxa"/>
+              <w:left w:w="120" w:type="dxa"/>
+              <w:bottom w:w="80" w:type="dxa"/>
+              <w:right w:w="120" w:type="dxa"/>
+            </w:tcMar>
+          </w:tcPr>
+          <w:p>
+            <w:pPr>
+              <w:rPr>
+                <w:rFonts w:asciiTheme="minorHAnsi" w:hAnsiTheme="minorHAnsi"/>
+                <w:sz w:val="20"/>
+                <w:szCs w:val="20"/>
+              </w:rPr>
+            </w:pPr>
+            <w:r>
+              <w:rPr>
+                <w:rFonts w:asciiTheme="minorHAnsi" w:hAnsiTheme="minorHAnsi"/>
+                <w:sz w:val="20"/>
+                <w:szCs w:val="20"/>
+              </w:rPr>
+              <w:t>SPI2 data in</w:t>
+            </w:r>
+          </w:p>
+        </w:tc>
+      </w:tr>
+      <w:tr>
+        <w:tblPrEx>
+          <w:tblCellMar>
+            <w:top w:w="0" w:type="dxa"/>
+            <w:bottom w:w="0" w:type="dxa"/>
+          </w:tblCellMar>
+        </w:tblPrEx>
+        <w:tc>
+          <w:tcPr>
+            <w:tcW w:w="3120" w:type="dxa"/>
+            <w:tcBorders>
+              <w:top w:val="single" w:sz="1" w:space="0" w:color="CCCCCC"/>
+              <w:left w:val="single" w:sz="1" w:space="0" w:color="CCCCCC"/>
+              <w:bottom w:val="single" w:sz="1" w:space="0" w:color="CCCCCC"/>
+              <w:right w:val="single" w:sz="1" w:space="0" w:color="CCCCCC"/>
+            </w:tcBorders>
+            <w:shd w:val="clear" w:color="auto" w:fill="F5F9FC"/>
+            <w:tcMar>
+              <w:top w:w="80" w:type="dxa"/>
+              <w:left w:w="120" w:type="dxa"/>
+              <w:bottom w:w="80" w:type="dxa"/>
+              <w:right w:w="120" w:type="dxa"/>
+            </w:tcMar>
+          </w:tcPr>
+          <w:p>
+            <w:pPr>
+              <w:rPr>
+                <w:rFonts w:asciiTheme="minorHAnsi" w:hAnsiTheme="minorHAnsi"/>
+                <w:sz w:val="20"/>
+                <w:szCs w:val="20"/>
+              </w:rPr>
+            </w:pPr>
+            <w:r>
+              <w:rPr>
+                <w:rFonts w:asciiTheme="minorHAnsi" w:hAnsiTheme="minorHAnsi"/>
+                <w:sz w:val="20"/>
+                <w:szCs w:val="20"/>
+              </w:rPr>
+              <w:t>GPIO5</w:t>
+            </w:r>
+          </w:p>
+        </w:tc>
+        <w:tc>
+          <w:tcPr>
+            <w:tcW w:w="3120" w:type="dxa"/>
+            <w:tcBorders>
+              <w:top w:val="single" w:sz="1" w:space="0" w:color="CCCCCC"/>
+              <w:left w:val="single" w:sz="1" w:space="0" w:color="CCCCCC"/>
+              <w:bottom w:val="single" w:sz="1" w:space="0" w:color="CCCCCC"/>
+              <w:right w:val="single" w:sz="1" w:space="0" w:color="CCCCCC"/>
+            </w:tcBorders>
+            <w:shd w:val="clear" w:color="auto" w:fill="F5F9FC"/>
+            <w:tcMar>
+              <w:top w:w="80" w:type="dxa"/>
+              <w:left w:w="120" w:type="dxa"/>
+              <w:bottom w:w="80" w:type="dxa"/>
+              <w:right w:w="120" w:type="dxa"/>
+            </w:tcMar>
+          </w:tcPr>
+          <w:p>
+            <w:pPr>
+              <w:rPr>
+                <w:rFonts w:asciiTheme="minorHAnsi" w:hAnsiTheme="minorHAnsi"/>
+                <w:sz w:val="20"/>
+                <w:szCs w:val="20"/>
+              </w:rPr>
+            </w:pPr>
+            <w:r>
+              <w:rPr>
+                <w:rFonts w:asciiTheme="minorHAnsi" w:hAnsiTheme="minorHAnsi"/>
+                <w:sz w:val="20"/>
+                <w:szCs w:val="20"/>
+              </w:rPr>
+              <w:t>SD card SCK</w:t>
+            </w:r>
+          </w:p>
+        </w:tc>
+        <w:tc>
+          <w:tcPr>
+            <w:tcW w:w="3120" w:type="dxa"/>
+            <w:tcBorders>
+              <w:top w:val="single" w:sz="1" w:space="0" w:color="CCCCCC"/>
+              <w:left w:val="single" w:sz="1" w:space="0" w:color="CCCCCC"/>
+              <w:bottom w:val="single" w:sz="1" w:space="0" w:color="CCCCCC"/>
+              <w:right w:val="single" w:sz="1" w:space="0" w:color="CCCCCC"/>
+            </w:tcBorders>
+            <w:shd w:val="clear" w:color="auto" w:fill="F5F9FC"/>
+            <w:tcMar>
+              <w:top w:w="80" w:type="dxa"/>
+              <w:left w:w="120" w:type="dxa"/>
+              <w:bottom w:w="80" w:type="dxa"/>
+              <w:right w:w="120" w:type="dxa"/>
+            </w:tcMar>
+          </w:tcPr>
+          <w:p>
+            <w:pPr>
+              <w:rPr>
+                <w:rFonts w:asciiTheme="minorHAnsi" w:hAnsiTheme="minorHAnsi"/>
+                <w:sz w:val="20"/>
+                <w:szCs w:val="20"/>
+              </w:rPr>
+            </w:pPr>
+            <w:r>
+              <w:rPr>
+                <w:rFonts w:asciiTheme="minorHAnsi" w:hAnsiTheme="minorHAnsi"/>
+                <w:sz w:val="20"/>
+                <w:szCs w:val="20"/>
+              </w:rPr>
+              <w:t>SPI2 clock</w:t>
+            </w:r>
+          </w:p>
+        </w:tc>
+      </w:tr>
+      <w:tr>
+        <w:tblPrEx>
+          <w:tblCellMar>
+            <w:top w:w="0" w:type="dxa"/>
+            <w:bottom w:w="0" w:type="dxa"/>
+          </w:tblCellMar>
+        </w:tblPrEx>
+        <w:tc>
+          <w:tcPr>
+            <w:tcW w:w="3120" w:type="dxa"/>
+            <w:tcBorders>
+              <w:top w:val="single" w:sz="1" w:space="0" w:color="CCCCCC"/>
+              <w:left w:val="single" w:sz="1" w:space="0" w:color="CCCCCC"/>
+              <w:bottom w:val="single" w:sz="1" w:space="0" w:color="CCCCCC"/>
+              <w:right w:val="single" w:sz="1" w:space="0" w:color="CCCCCC"/>
+            </w:tcBorders>
+            <w:shd w:val="clear" w:color="auto" w:fill="FFFFFF"/>
+            <w:tcMar>
+              <w:top w:w="80" w:type="dxa"/>
+              <w:left w:w="120" w:type="dxa"/>
+              <w:bottom w:w="80" w:type="dxa"/>
+              <w:right w:w="120" w:type="dxa"/>
+            </w:tcMar>
+          </w:tcPr>
+          <w:p>
+            <w:pPr>
+              <w:rPr>
+                <w:rFonts w:asciiTheme="minorHAnsi" w:hAnsiTheme="minorHAnsi"/>
+                <w:sz w:val="20"/>
+                <w:szCs w:val="20"/>
+              </w:rPr>
+            </w:pPr>
+            <w:r>
+              <w:rPr>
+                <w:rFonts w:asciiTheme="minorHAnsi" w:hAnsiTheme="minorHAnsi"/>
+                <w:sz w:val="20"/>
+                <w:szCs w:val="20"/>
+              </w:rPr>
+              <w:t>GPIO6</w:t>
+            </w:r>
+          </w:p>
+        </w:tc>
+        <w:tc>
+          <w:tcPr>
+            <w:tcW w:w="3120" w:type="dxa"/>
+            <w:tcBorders>
+              <w:top w:val="single" w:sz="1" w:space="0" w:color="CCCCCC"/>
+              <w:left w:val="single" w:sz="1" w:space="0" w:color="CCCCCC"/>
+              <w:bottom w:val="single" w:sz="1" w:space="0" w:color="CCCCCC"/>
+              <w:right w:val="single" w:sz="1" w:space="0" w:color="CCCCCC"/>
+            </w:tcBorders>
+            <w:shd w:val="clear" w:color="auto" w:fill="FFFFFF"/>
+            <w:tcMar>
+              <w:top w:w="80" w:type="dxa"/>
+              <w:left w:w="120" w:type="dxa"/>
+              <w:bottom w:w="80" w:type="dxa"/>
+              <w:right w:w="120" w:type="dxa"/>
+            </w:tcMar>
+          </w:tcPr>
+          <w:p>
+            <w:pPr>
+              <w:rPr>
+                <w:rFonts w:asciiTheme="minorHAnsi" w:hAnsiTheme="minorHAnsi"/>
+                <w:sz w:val="20"/>
+                <w:szCs w:val="20"/>
+              </w:rPr>
+            </w:pPr>
+            <w:r>
+              <w:rPr>
+                <w:rFonts w:asciiTheme="minorHAnsi" w:hAnsiTheme="minorHAnsi"/>
+                <w:sz w:val="20"/>
+                <w:szCs w:val="20"/>
+              </w:rPr>
+              <w:t>SD card MOSI</w:t>
+            </w:r>
+          </w:p>
+        </w:tc>
+        <w:tc>
+          <w:tcPr>
+            <w:tcW w:w="3120" w:type="dxa"/>
+            <w:tcBorders>
+              <w:top w:val="single" w:sz="1" w:space="0" w:color="CCCCCC"/>
+              <w:left w:val="single" w:sz="1" w:space="0" w:color="CCCCCC"/>
+              <w:bottom w:val="single" w:sz="1" w:space="0" w:color="CCCCCC"/>
+              <w:right w:val="single" w:sz="1" w:space="0" w:color="CCCCCC"/>
+            </w:tcBorders>
+            <w:shd w:val="clear" w:color="auto" w:fill="FFFFFF"/>
+            <w:tcMar>
+              <w:top w:w="80" w:type="dxa"/>
+              <w:left w:w="120" w:type="dxa"/>
+              <w:bottom w:w="80" w:type="dxa"/>
+              <w:right w:w="120" w:type="dxa"/>
+            </w:tcMar>
+          </w:tcPr>
+          <w:p>
+            <w:pPr>
+              <w:rPr>
+                <w:rFonts w:asciiTheme="minorHAnsi" w:hAnsiTheme="minorHAnsi"/>
+                <w:sz w:val="20"/>
+                <w:szCs w:val="20"/>
+              </w:rPr>
+            </w:pPr>
+            <w:r>
+              <w:rPr>
+                <w:rFonts w:asciiTheme="minorHAnsi" w:hAnsiTheme="minorHAnsi"/>
+                <w:sz w:val="20"/>
+                <w:szCs w:val="20"/>
+              </w:rPr>
+              <w:t>SPI2 data out</w:t>
+            </w:r>
+          </w:p>
+        </w:tc>
+      </w:tr>
+      <w:tr>
+        <w:tblPrEx>
+          <w:tblCellMar>
+            <w:top w:w="0" w:type="dxa"/>
+            <w:bottom w:w="0" w:type="dxa"/>
+          </w:tblCellMar>
+        </w:tblPrEx>
+        <w:tc>
+          <w:tcPr>
+            <w:tcW w:w="3120" w:type="dxa"/>
+            <w:tcBorders>
+              <w:top w:val="single" w:sz="1" w:space="0" w:color="CCCCCC"/>
+              <w:left w:val="single" w:sz="1" w:space="0" w:color="CCCCCC"/>
+              <w:bottom w:val="single" w:sz="1" w:space="0" w:color="CCCCCC"/>
+              <w:right w:val="single" w:sz="1" w:space="0" w:color="CCCCCC"/>
+            </w:tcBorders>
+            <w:shd w:val="clear" w:color="auto" w:fill="F5F9FC"/>
+            <w:tcMar>
+              <w:top w:w="80" w:type="dxa"/>
+              <w:left w:w="120" w:type="dxa"/>
+              <w:bottom w:w="80" w:type="dxa"/>
+              <w:right w:w="120" w:type="dxa"/>
+            </w:tcMar>
+          </w:tcPr>
+          <w:p>
+            <w:pPr>
+              <w:rPr>
+                <w:rFonts w:asciiTheme="minorHAnsi" w:hAnsiTheme="minorHAnsi"/>
+                <w:sz w:val="20"/>
+                <w:szCs w:val="20"/>
+              </w:rPr>
+            </w:pPr>
+            <w:r>
+              <w:rPr>
+                <w:rFonts w:asciiTheme="minorHAnsi" w:hAnsiTheme="minorHAnsi"/>
+                <w:sz w:val="20"/>
+                <w:szCs w:val="20"/>
+              </w:rPr>
+              <w:t>GPIO7</w:t>
+            </w:r>
+          </w:p>
+        </w:tc>
+        <w:tc>
+          <w:tcPr>
+            <w:tcW w:w="3120" w:type="dxa"/>
+            <w:tcBorders>
+              <w:top w:val="single" w:sz="1" w:space="0" w:color="CCCCCC"/>
+              <w:left w:val="single" w:sz="1" w:space="0" w:color="CCCCCC"/>
+              <w:bottom w:val="single" w:sz="1" w:space="0" w:color="CCCCCC"/>
+              <w:right w:val="single" w:sz="1" w:space="0" w:color="CCCCCC"/>
+            </w:tcBorders>
+            <w:shd w:val="clear" w:color="auto" w:fill="F5F9FC"/>
+            <w:tcMar>
+              <w:top w:w="80" w:type="dxa"/>
+              <w:left w:w="120" w:type="dxa"/>
+              <w:bottom w:w="80" w:type="dxa"/>
+              <w:right w:w="120" w:type="dxa"/>
+            </w:tcMar>
+          </w:tcPr>
+          <w:p>
+            <w:pPr>
+              <w:rPr>
+                <w:rFonts w:asciiTheme="minorHAnsi" w:hAnsiTheme="minorHAnsi"/>
+                <w:sz w:val="20"/>
+                <w:szCs w:val="20"/>
+              </w:rPr>
+            </w:pPr>
+            <w:r>
+              <w:rPr>
+                <w:rFonts w:asciiTheme="minorHAnsi" w:hAnsiTheme="minorHAnsi"/>
+                <w:sz w:val="20"/>
+                <w:szCs w:val="20"/>
+              </w:rPr>
+              <w:t>SD card CS</w:t>
+            </w:r>
+          </w:p>
+        </w:tc>
+        <w:tc>
+          <w:tcPr>
+            <w:tcW w:w="3120" w:type="dxa"/>
+            <w:tcBorders>
+              <w:top w:val="single" w:sz="1" w:space="0" w:color="CCCCCC"/>
+              <w:left w:val="single" w:sz="1" w:space="0" w:color="CCCCCC"/>
+              <w:bottom w:val="single" w:sz="1" w:space="0" w:color="CCCCCC"/>
+              <w:right w:val="single" w:sz="1" w:space="0" w:color="CCCCCC"/>
+            </w:tcBorders>
+            <w:shd w:val="clear" w:color="auto" w:fill="F5F9FC"/>
+            <w:tcMar>
+              <w:top w:w="80" w:type="dxa"/>
+              <w:left w:w="120" w:type="dxa"/>
+              <w:bottom w:w="80" w:type="dxa"/>
+              <w:right w:w="120" w:type="dxa"/>
+            </w:tcMar>
+          </w:tcPr>
+          <w:p>
+            <w:pPr>
+              <w:rPr>
+                <w:rFonts w:asciiTheme="minorHAnsi" w:hAnsiTheme="minorHAnsi"/>
+                <w:sz w:val="20"/>
+                <w:szCs w:val="20"/>
+              </w:rPr>
+            </w:pPr>
+            <w:r>
+              <w:rPr>
+                <w:rFonts w:asciiTheme="minorHAnsi" w:hAnsiTheme="minorHAnsi"/>
+                <w:sz w:val="20"/>
+                <w:szCs w:val="20"/>
+              </w:rPr>
+              <w:t>SPI2 chip select</w:t>
+            </w:r>
+          </w:p>
+        </w:tc>
+      </w:tr>
+      <w:tr>
+        <w:tblPrEx>
+          <w:tblCellMar>
+            <w:top w:w="0" w:type="dxa"/>
+            <w:bottom w:w="0" w:type="dxa"/>
+          </w:tblCellMar>
+        </w:tblPrEx>
+        <w:tc>
+          <w:tcPr>
+            <w:tcW w:w="3120" w:type="dxa"/>
+            <w:tcBorders>
+              <w:top w:val="single" w:sz="1" w:space="0" w:color="CCCCCC"/>
+              <w:left w:val="single" w:sz="1" w:space="0" w:color="CCCCCC"/>
+              <w:bottom w:val="single" w:sz="1" w:space="0" w:color="CCCCCC"/>
+              <w:right w:val="single" w:sz="1" w:space="0" w:color="CCCCCC"/>
+            </w:tcBorders>
+            <w:shd w:val="clear" w:color="auto" w:fill="FFFFFF"/>
+            <w:tcMar>
+              <w:top w:w="80" w:type="dxa"/>
+              <w:left w:w="120" w:type="dxa"/>
+              <w:bottom w:w="80" w:type="dxa"/>
+              <w:right w:w="120" w:type="dxa"/>
+            </w:tcMar>
+          </w:tcPr>
+          <w:p>
+            <w:pPr>
+              <w:rPr>
+                <w:rFonts w:asciiTheme="minorHAnsi" w:hAnsiTheme="minorHAnsi"/>
+                <w:sz w:val="20"/>
+                <w:szCs w:val="20"/>
+              </w:rPr>
+            </w:pPr>
+            <w:r>
+              <w:rPr>
+                <w:rFonts w:asciiTheme="minorHAnsi" w:hAnsiTheme="minorHAnsi"/>
+                <w:sz w:val="20"/>
+                <w:szCs w:val="20"/>
+              </w:rPr>
+              <w:t>GPIO19</w:t>
+            </w:r>
+          </w:p>
+        </w:tc>
+        <w:tc>
+          <w:tcPr>
+            <w:tcW w:w="3120" w:type="dxa"/>
+            <w:tcBorders>
+              <w:top w:val="single" w:sz="1" w:space="0" w:color="CCCCCC"/>
+              <w:left w:val="single" w:sz="1" w:space="0" w:color="CCCCCC"/>
+              <w:bottom w:val="single" w:sz="1" w:space="0" w:color="CCCCCC"/>
+              <w:right w:val="single" w:sz="1" w:space="0" w:color="CCCCCC"/>
+            </w:tcBorders>
+            <w:shd w:val="clear" w:color="auto" w:fill="FFFFFF"/>
+            <w:tcMar>
+              <w:top w:w="80" w:type="dxa"/>
+              <w:left w:w="120" w:type="dxa"/>
+              <w:bottom w:w="80" w:type="dxa"/>
+              <w:right w:w="120" w:type="dxa"/>
+            </w:tcMar>
+          </w:tcPr>
+          <w:p>
+            <w:pPr>
+              <w:rPr>
+                <w:rFonts w:asciiTheme="minorHAnsi" w:hAnsiTheme="minorHAnsi"/>
+                <w:sz w:val="20"/>
+                <w:szCs w:val="20"/>
+              </w:rPr>
+            </w:pPr>
+            <w:r>
+              <w:rPr>
+                <w:rFonts w:asciiTheme="minorHAnsi" w:hAnsiTheme="minorHAnsi"/>
+                <w:sz w:val="20"/>
+                <w:szCs w:val="20"/>
+              </w:rPr>
+              <w:t>MOSFET Red gate</w:t>
+            </w:r>
+          </w:p>
+        </w:tc>
+        <w:tc>
+          <w:tcPr>
+            <w:tcW w:w="3120" w:type="dxa"/>
+            <w:tcBorders>
+              <w:top w:val="single" w:sz="1" w:space="0" w:color="CCCCCC"/>
+              <w:left w:val="single" w:sz="1" w:space="0" w:color="CCCCCC"/>
+              <w:bottom w:val="single" w:sz="1" w:space="0" w:color="CCCCCC"/>
+              <w:right w:val="single" w:sz="1" w:space="0" w:color="CCCCCC"/>
+            </w:tcBorders>
+            <w:shd w:val="clear" w:color="auto" w:fill="FFFFFF"/>
+            <w:tcMar>
+              <w:top w:w="80" w:type="dxa"/>
+              <w:left w:w="120" w:type="dxa"/>
+              <w:bottom w:w="80" w:type="dxa"/>
+              <w:right w:w="120" w:type="dxa"/>
+            </w:tcMar>
+          </w:tcPr>
+          <w:p>
+            <w:pPr>
+              <w:rPr>
+                <w:rFonts w:asciiTheme="minorHAnsi" w:hAnsiTheme="minorHAnsi"/>
+                <w:sz w:val="20"/>
+                <w:szCs w:val="20"/>
+              </w:rPr>
+            </w:pPr>
+            <w:r>
+              <w:rPr>
+                <w:rFonts w:asciiTheme="minorHAnsi" w:hAnsiTheme="minorHAnsi"/>
+                <w:sz w:val="20"/>
+                <w:szCs w:val="20"/>
+              </w:rPr>
+              <w:t>PWM / digital output</w:t>
+            </w:r>
+          </w:p>
+        </w:tc>
+      </w:tr>
+      <w:tr>
+        <w:tblPrEx>
+          <w:tblCellMar>
+            <w:top w:w="0" w:type="dxa"/>
+            <w:bottom w:w="0" w:type="dxa"/>
+          </w:tblCellMar>
+        </w:tblPrEx>
+        <w:tc>
+          <w:tcPr>
+            <w:tcW w:w="3120" w:type="dxa"/>
+            <w:tcBorders>
+              <w:top w:val="single" w:sz="1" w:space="0" w:color="CCCCCC"/>
+              <w:left w:val="single" w:sz="1" w:space="0" w:color="CCCCCC"/>
+              <w:bottom w:val="single" w:sz="1" w:space="0" w:color="CCCCCC"/>
+              <w:right w:val="single" w:sz="1" w:space="0" w:color="CCCCCC"/>
+            </w:tcBorders>
+            <w:shd w:val="clear" w:color="auto" w:fill="F5F9FC"/>
+            <w:tcMar>
+              <w:top w:w="80" w:type="dxa"/>
+              <w:left w:w="120" w:type="dxa"/>
+              <w:bottom w:w="80" w:type="dxa"/>
+              <w:right w:w="120" w:type="dxa"/>
+            </w:tcMar>
+          </w:tcPr>
+          <w:p>
+            <w:pPr>
+              <w:rPr>
+                <w:rFonts w:asciiTheme="minorHAnsi" w:hAnsiTheme="minorHAnsi"/>
+                <w:sz w:val="20"/>
+                <w:szCs w:val="20"/>
+              </w:rPr>
+            </w:pPr>
+            <w:r>
+              <w:rPr>
+                <w:rFonts w:asciiTheme="minorHAnsi" w:hAnsiTheme="minorHAnsi"/>
+                <w:sz w:val="20"/>
+                <w:szCs w:val="20"/>
+              </w:rPr>
+              <w:t>GPIO20</w:t>
+            </w:r>
+          </w:p>
+        </w:tc>
+        <w:tc>
+          <w:tcPr>
+            <w:tcW w:w="3120" w:type="dxa"/>
+            <w:tcBorders>
+              <w:top w:val="single" w:sz="1" w:space="0" w:color="CCCCCC"/>
+              <w:left w:val="single" w:sz="1" w:space="0" w:color="CCCCCC"/>
+              <w:bottom w:val="single" w:sz="1" w:space="0" w:color="CCCCCC"/>
+              <w:right w:val="single" w:sz="1" w:space="0" w:color="CCCCCC"/>
+            </w:tcBorders>
+            <w:shd w:val="clear" w:color="auto" w:fill="F5F9FC"/>
+            <w:tcMar>
+              <w:top w:w="80" w:type="dxa"/>
+              <w:left w:w="120" w:type="dxa"/>
+              <w:bottom w:w="80" w:type="dxa"/>
+              <w:right w:w="120" w:type="dxa"/>
+            </w:tcMar>
+          </w:tcPr>
+          <w:p>
+            <w:pPr>
+              <w:rPr>
+                <w:rFonts w:asciiTheme="minorHAnsi" w:hAnsiTheme="minorHAnsi"/>
+                <w:sz w:val="20"/>
+                <w:szCs w:val="20"/>
+              </w:rPr>
+            </w:pPr>
+            <w:r>
+              <w:rPr>
+                <w:rFonts w:asciiTheme="minorHAnsi" w:hAnsiTheme="minorHAnsi"/>
+                <w:sz w:val="20"/>
+                <w:szCs w:val="20"/>
+              </w:rPr>
+              <w:t>MOSFET Green gate</w:t>
+            </w:r>
+          </w:p>
+        </w:tc>
+        <w:tc>
+          <w:tcPr>
+            <w:tcW w:w="3120" w:type="dxa"/>
+            <w:tcBorders>
+              <w:top w:val="single" w:sz="1" w:space="0" w:color="CCCCCC"/>
+              <w:left w:val="single" w:sz="1" w:space="0" w:color="CCCCCC"/>
+              <w:bottom w:val="single" w:sz="1" w:space="0" w:color="CCCCCC"/>
+              <w:right w:val="single" w:sz="1" w:space="0" w:color="CCCCCC"/>
+            </w:tcBorders>
+            <w:shd w:val="clear" w:color="auto" w:fill="F5F9FC"/>
+            <w:tcMar>
+              <w:top w:w="80" w:type="dxa"/>
+              <w:left w:w="120" w:type="dxa"/>
+              <w:bottom w:w="80" w:type="dxa"/>
+              <w:right w:w="120" w:type="dxa"/>
+            </w:tcMar>
+          </w:tcPr>
+          <w:p>
+            <w:pPr>
+              <w:rPr>
+                <w:rFonts w:asciiTheme="minorHAnsi" w:hAnsiTheme="minorHAnsi"/>
+                <w:sz w:val="20"/>
+                <w:szCs w:val="20"/>
+              </w:rPr>
+            </w:pPr>
+            <w:r>
+              <w:rPr>
+                <w:rFonts w:asciiTheme="minorHAnsi" w:hAnsiTheme="minorHAnsi"/>
+                <w:sz w:val="20"/>
+                <w:szCs w:val="20"/>
+              </w:rPr>
+              <w:t>PWM / digital output</w:t>
+            </w:r>
+          </w:p>
+        </w:tc>
+      </w:tr>
+    </w:tbl>
+    <w:p>
+      <w:pPr>
+        <w:spacing w:before="100" w:after="160"/>
+        <w:rPr>
+          <w:rFonts w:asciiTheme="minorHAnsi" w:hAnsiTheme="minorHAnsi"/>
+          <w:sz w:val="20"/>
+          <w:szCs w:val="20"/>
+        </w:rPr>
+      </w:pPr>
     </w:p>
     <w:sectPr>
       <w:pgSz w:w="12240" w:h="15840"/>
